--- a/Volume 1/Chapter 06 - RESTful APIs/SPA_Vol1_Ch6_Lesson6_2_REST_Fundamentals.docx
+++ b/Volume 1/Chapter 06 - RESTful APIs/SPA_Vol1_Ch6_Lesson6_2_REST_Fundamentals.docx
@@ -1328,7 +1328,7 @@
         <w:keepNext/>
       </w:pPr>
       <w:r>
-        <w:t>AA14E7E7BD2703694E0A6B6855AF3B8C406102AB1FC56AC905FE33619B31FAA5</w:t>
+        <w:t>DC1E4DE3E0EF3A18F3A5818FAB563EB3FA45D5D3BB1DB527A8D389077ED5EE6C</w:t>
       </w:r>
     </w:p>
     <w:p>
@@ -29917,31 +29917,31 @@
       </w:rPr>
     </w:lvl>
   </w:abstractNum>
-  <w:num w:numId="1" w16cid:durableId="821656412">
+  <w:num w:numId="1" w16cid:durableId="1914653914">
     <w:abstractNumId w:val="8"/>
   </w:num>
-  <w:num w:numId="2" w16cid:durableId="631861020">
+  <w:num w:numId="2" w16cid:durableId="169414017">
     <w:abstractNumId w:val="6"/>
   </w:num>
-  <w:num w:numId="3" w16cid:durableId="639308240">
+  <w:num w:numId="3" w16cid:durableId="1844054014">
     <w:abstractNumId w:val="5"/>
   </w:num>
-  <w:num w:numId="4" w16cid:durableId="886257693">
+  <w:num w:numId="4" w16cid:durableId="53313445">
     <w:abstractNumId w:val="4"/>
   </w:num>
-  <w:num w:numId="5" w16cid:durableId="1245846284">
+  <w:num w:numId="5" w16cid:durableId="931863007">
     <w:abstractNumId w:val="7"/>
   </w:num>
-  <w:num w:numId="6" w16cid:durableId="1342928603">
+  <w:num w:numId="6" w16cid:durableId="1129591257">
     <w:abstractNumId w:val="3"/>
   </w:num>
-  <w:num w:numId="7" w16cid:durableId="35083199">
+  <w:num w:numId="7" w16cid:durableId="19745375">
     <w:abstractNumId w:val="2"/>
   </w:num>
-  <w:num w:numId="8" w16cid:durableId="1209150663">
+  <w:num w:numId="8" w16cid:durableId="599918710">
     <w:abstractNumId w:val="1"/>
   </w:num>
-  <w:num w:numId="9" w16cid:durableId="1870796197">
+  <w:num w:numId="9" w16cid:durableId="1420178380">
     <w:abstractNumId w:val="0"/>
   </w:num>
 </w:numbering>

--- a/Volume 1/Chapter 06 - RESTful APIs/SPA_Vol1_Ch6_Lesson6_2_REST_Fundamentals.docx
+++ b/Volume 1/Chapter 06 - RESTful APIs/SPA_Vol1_Ch6_Lesson6_2_REST_Fundamentals.docx
@@ -1168,6 +1168,417 @@
         <w:pStyle w:val="Heading3"/>
       </w:pPr>
       <w:r>
+        <w:t>Windows PowerShell Project Files</w:t>
+      </w:r>
+    </w:p>
+    <w:p>
+      <w:pPr>
+        <w:keepNext/>
+      </w:pPr>
+      <w:r>
+        <w:t>Next, let the tools create the C# and Go projects, as in Lesson 6.0. Remember, dotnet new console -o makes each client's project, and dotnet new web makes each server's web project, with --exclude-launch-settings so dotnet run starts the server as the lesson shows; each starter Program.cs is replaced with this lesson's code in the C# section. Remember, go mod init makes the .\go folder a module; its go line shows your own Go version.</w:t>
+      </w:r>
+    </w:p>
+    <w:p>
+      <w:pPr>
+        <w:keepNext/>
+      </w:pPr>
+    </w:p>
+    <w:p>
+      <w:pPr>
+        <w:pStyle w:val="CommandBlock"/>
+        <w:keepNext/>
+      </w:pPr>
+      <w:r>
+        <w:t>dotnet new web -o .\csharp\BasicServer --exclude-launch-settings</w:t>
+      </w:r>
+    </w:p>
+    <w:p>
+      <w:pPr>
+        <w:pStyle w:val="CommandBlock"/>
+        <w:keepNext/>
+      </w:pPr>
+      <w:r>
+        <w:t>dotnet new console -o .\csharp\BasicClient</w:t>
+      </w:r>
+    </w:p>
+    <w:p>
+      <w:pPr>
+        <w:pStyle w:val="CommandBlock"/>
+        <w:keepNext/>
+      </w:pPr>
+      <w:r>
+        <w:t>dotnet new web -o .\csharp\Server --exclude-launch-settings</w:t>
+      </w:r>
+    </w:p>
+    <w:p>
+      <w:pPr>
+        <w:pStyle w:val="CommandBlock"/>
+        <w:keepNext/>
+      </w:pPr>
+      <w:r>
+        <w:t>dotnet new console -o .\csharp\Client</w:t>
+      </w:r>
+    </w:p>
+    <w:p>
+      <w:pPr>
+        <w:pStyle w:val="CommandBlock"/>
+      </w:pPr>
+      <w:r>
+        <w:t>go -C .\go mod init example.com/restfundamentals</w:t>
+      </w:r>
+    </w:p>
+    <w:p>
+      <w:pPr>
+        <w:keepNext/>
+      </w:pPr>
+    </w:p>
+    <w:p>
+      <w:r>
+        <w:t>As in Lesson 6.0, type each server's .csproj over the one dotnet new web made, for OutputType Exe and RunWorkingDirectory: notepad .\csharp\BasicServer\BasicServer.csproj opens the file; press Ctrl+A, type the file below in place of its lines, save it with Ctrl+S, and close Notepad. Do the same for .\csharp\Server\Server.csproj.</w:t>
+      </w:r>
+    </w:p>
+    <w:p>
+      <w:pPr>
+        <w:keepNext/>
+      </w:pPr>
+    </w:p>
+    <w:p>
+      <w:pPr>
+        <w:pStyle w:val="Heading3"/>
+      </w:pPr>
+      <w:r>
+        <w:t>csharp/BasicServer/BasicServer.csproj</w:t>
+      </w:r>
+    </w:p>
+    <w:p>
+      <w:pPr>
+        <w:pStyle w:val="SourceCode"/>
+        <w:keepNext/>
+      </w:pPr>
+      <w:r>
+        <w:t>&lt;Project Sdk="Microsoft.NET.Sdk.Web"&gt;</w:t>
+      </w:r>
+    </w:p>
+    <w:p>
+      <w:pPr>
+        <w:pStyle w:val="SourceCode"/>
+        <w:keepNext/>
+      </w:pPr>
+      <w:r>
+        <w:t xml:space="preserve">  &lt;PropertyGroup&gt;</w:t>
+      </w:r>
+    </w:p>
+    <w:p>
+      <w:pPr>
+        <w:pStyle w:val="SourceCode"/>
+        <w:keepNext/>
+      </w:pPr>
+      <w:r>
+        <w:t xml:space="preserve">    &lt;OutputType&gt;Exe&lt;/OutputType&gt;</w:t>
+      </w:r>
+    </w:p>
+    <w:p>
+      <w:pPr>
+        <w:pStyle w:val="SourceCode"/>
+        <w:keepNext/>
+      </w:pPr>
+      <w:r>
+        <w:t xml:space="preserve">    &lt;TargetFramework&gt;net10.0&lt;/TargetFramework&gt;</w:t>
+      </w:r>
+    </w:p>
+    <w:p>
+      <w:pPr>
+        <w:pStyle w:val="SourceCode"/>
+        <w:keepNext/>
+      </w:pPr>
+      <w:r>
+        <w:t xml:space="preserve">    &lt;ImplicitUsings&gt;enable&lt;/ImplicitUsings&gt;</w:t>
+      </w:r>
+    </w:p>
+    <w:p>
+      <w:pPr>
+        <w:pStyle w:val="SourceCode"/>
+        <w:keepNext/>
+      </w:pPr>
+      <w:r>
+        <w:t xml:space="preserve">    &lt;Nullable&gt;enable&lt;/Nullable&gt;</w:t>
+      </w:r>
+    </w:p>
+    <w:p>
+      <w:pPr>
+        <w:pStyle w:val="SourceCode"/>
+        <w:keepNext/>
+      </w:pPr>
+      <w:r>
+        <w:t xml:space="preserve">    &lt;RunWorkingDirectory&gt;$(MSBuildStartupDirectory)&lt;/RunWorkingDirectory&gt;</w:t>
+      </w:r>
+    </w:p>
+    <w:p>
+      <w:pPr>
+        <w:pStyle w:val="SourceCode"/>
+        <w:keepNext/>
+      </w:pPr>
+      <w:r>
+        <w:t xml:space="preserve">  &lt;/PropertyGroup&gt;</w:t>
+      </w:r>
+    </w:p>
+    <w:p>
+      <w:pPr>
+        <w:pStyle w:val="SourceCode"/>
+      </w:pPr>
+      <w:r>
+        <w:t>&lt;/Project&gt;</w:t>
+      </w:r>
+    </w:p>
+    <w:p>
+      <w:pPr>
+        <w:keepNext/>
+      </w:pPr>
+    </w:p>
+    <w:p>
+      <w:pPr>
+        <w:pStyle w:val="Heading3"/>
+      </w:pPr>
+      <w:r>
+        <w:t>csharp/Server/Server.csproj</w:t>
+      </w:r>
+    </w:p>
+    <w:p>
+      <w:pPr>
+        <w:pStyle w:val="SourceCode"/>
+        <w:keepNext/>
+      </w:pPr>
+      <w:r>
+        <w:t>&lt;Project Sdk="Microsoft.NET.Sdk.Web"&gt;</w:t>
+      </w:r>
+    </w:p>
+    <w:p>
+      <w:pPr>
+        <w:pStyle w:val="SourceCode"/>
+        <w:keepNext/>
+      </w:pPr>
+      <w:r>
+        <w:t xml:space="preserve">  &lt;PropertyGroup&gt;</w:t>
+      </w:r>
+    </w:p>
+    <w:p>
+      <w:pPr>
+        <w:pStyle w:val="SourceCode"/>
+        <w:keepNext/>
+      </w:pPr>
+      <w:r>
+        <w:t xml:space="preserve">    &lt;OutputType&gt;Exe&lt;/OutputType&gt;</w:t>
+      </w:r>
+    </w:p>
+    <w:p>
+      <w:pPr>
+        <w:pStyle w:val="SourceCode"/>
+        <w:keepNext/>
+      </w:pPr>
+      <w:r>
+        <w:t xml:space="preserve">    &lt;TargetFramework&gt;net10.0&lt;/TargetFramework&gt;</w:t>
+      </w:r>
+    </w:p>
+    <w:p>
+      <w:pPr>
+        <w:pStyle w:val="SourceCode"/>
+        <w:keepNext/>
+      </w:pPr>
+      <w:r>
+        <w:t xml:space="preserve">    &lt;ImplicitUsings&gt;enable&lt;/ImplicitUsings&gt;</w:t>
+      </w:r>
+    </w:p>
+    <w:p>
+      <w:pPr>
+        <w:pStyle w:val="SourceCode"/>
+        <w:keepNext/>
+      </w:pPr>
+      <w:r>
+        <w:t xml:space="preserve">    &lt;Nullable&gt;enable&lt;/Nullable&gt;</w:t>
+      </w:r>
+    </w:p>
+    <w:p>
+      <w:pPr>
+        <w:pStyle w:val="SourceCode"/>
+        <w:keepNext/>
+      </w:pPr>
+      <w:r>
+        <w:t xml:space="preserve">    &lt;RunWorkingDirectory&gt;$(MSBuildStartupDirectory)&lt;/RunWorkingDirectory&gt;</w:t>
+      </w:r>
+    </w:p>
+    <w:p>
+      <w:pPr>
+        <w:pStyle w:val="SourceCode"/>
+        <w:keepNext/>
+      </w:pPr>
+      <w:r>
+        <w:t xml:space="preserve">  &lt;/PropertyGroup&gt;</w:t>
+      </w:r>
+    </w:p>
+    <w:p>
+      <w:pPr>
+        <w:pStyle w:val="SourceCode"/>
+      </w:pPr>
+      <w:r>
+        <w:t>&lt;/Project&gt;</w:t>
+      </w:r>
+    </w:p>
+    <w:p>
+      <w:pPr>
+        <w:keepNext/>
+      </w:pPr>
+    </w:p>
+    <w:p>
+      <w:r>
+        <w:t>Then type contact.json, the body that curl.exe sends, in the lesson folder, and Lesson 6.0's two vcpkg files in .\cpp, so the project records the OpenSSL it copied. As in Chapter 1, notepad .\contact.json creates and opens a file: choose Yes, type the file, save it with Ctrl+S, and close Notepad.</w:t>
+      </w:r>
+    </w:p>
+    <w:p>
+      <w:pPr>
+        <w:keepNext/>
+      </w:pPr>
+    </w:p>
+    <w:p>
+      <w:pPr>
+        <w:pStyle w:val="Heading3"/>
+      </w:pPr>
+      <w:r>
+        <w:t>contact.json</w:t>
+      </w:r>
+    </w:p>
+    <w:p>
+      <w:pPr>
+        <w:pStyle w:val="SourceCode"/>
+      </w:pPr>
+      <w:r>
+        <w:t>{"name":"Ada Lovelace","email":"ada@example.com"}</w:t>
+      </w:r>
+    </w:p>
+    <w:p>
+      <w:pPr>
+        <w:keepNext/>
+      </w:pPr>
+    </w:p>
+    <w:p>
+      <w:pPr>
+        <w:pStyle w:val="Heading3"/>
+      </w:pPr>
+      <w:r>
+        <w:t>cpp/vcpkg.json</w:t>
+      </w:r>
+    </w:p>
+    <w:p>
+      <w:pPr>
+        <w:pStyle w:val="SourceCode"/>
+        <w:keepNext/>
+      </w:pPr>
+      <w:r>
+        <w:t>{</w:t>
+      </w:r>
+    </w:p>
+    <w:p>
+      <w:pPr>
+        <w:pStyle w:val="SourceCode"/>
+        <w:keepNext/>
+      </w:pPr>
+      <w:r>
+        <w:t xml:space="preserve">  "dependencies": ["openssl"]</w:t>
+      </w:r>
+    </w:p>
+    <w:p>
+      <w:pPr>
+        <w:pStyle w:val="SourceCode"/>
+      </w:pPr>
+      <w:r>
+        <w:t>}</w:t>
+      </w:r>
+    </w:p>
+    <w:p>
+      <w:pPr>
+        <w:keepNext/>
+      </w:pPr>
+    </w:p>
+    <w:p>
+      <w:pPr>
+        <w:pStyle w:val="Heading3"/>
+      </w:pPr>
+      <w:r>
+        <w:t>cpp/vcpkg-configuration.json</w:t>
+      </w:r>
+    </w:p>
+    <w:p>
+      <w:pPr>
+        <w:pStyle w:val="SourceCode"/>
+        <w:keepNext/>
+      </w:pPr>
+      <w:r>
+        <w:t>{</w:t>
+      </w:r>
+    </w:p>
+    <w:p>
+      <w:pPr>
+        <w:pStyle w:val="SourceCode"/>
+        <w:keepNext/>
+      </w:pPr>
+      <w:r>
+        <w:t xml:space="preserve">  "default-registry": {</w:t>
+      </w:r>
+    </w:p>
+    <w:p>
+      <w:pPr>
+        <w:pStyle w:val="SourceCode"/>
+        <w:keepNext/>
+      </w:pPr>
+      <w:r>
+        <w:t xml:space="preserve">    "kind": "git",</w:t>
+      </w:r>
+    </w:p>
+    <w:p>
+      <w:pPr>
+        <w:pStyle w:val="SourceCode"/>
+        <w:keepNext/>
+      </w:pPr>
+      <w:r>
+        <w:t xml:space="preserve">    "baseline": "e03dc9b29710050cd1018bc5674688108658d327",</w:t>
+      </w:r>
+    </w:p>
+    <w:p>
+      <w:pPr>
+        <w:pStyle w:val="SourceCode"/>
+        <w:keepNext/>
+      </w:pPr>
+      <w:r>
+        <w:t xml:space="preserve">    "repository": "https://github.com/microsoft/vcpkg"</w:t>
+      </w:r>
+    </w:p>
+    <w:p>
+      <w:pPr>
+        <w:pStyle w:val="SourceCode"/>
+        <w:keepNext/>
+      </w:pPr>
+      <w:r>
+        <w:t xml:space="preserve">  }</w:t>
+      </w:r>
+    </w:p>
+    <w:p>
+      <w:pPr>
+        <w:pStyle w:val="SourceCode"/>
+      </w:pPr>
+      <w:r>
+        <w:t>}</w:t>
+      </w:r>
+    </w:p>
+    <w:p>
+      <w:pPr>
+        <w:keepNext/>
+      </w:pPr>
+    </w:p>
+    <w:p>
+      <w:pPr>
+        <w:pStyle w:val="Heading3"/>
+      </w:pPr>
+      <w:r>
         <w:t>Linux or macOS Project Setup</w:t>
       </w:r>
     </w:p>
@@ -1243,8 +1654,70 @@
       </w:pPr>
     </w:p>
     <w:p>
-      <w:r>
-        <w:t>Save each source and supporting file from this lesson into the matching path in the project layout, including contact.json, the body that curl.exe sends. As in Chapter 1, notepad .\c\basic_server.c creates and opens one: choose Yes, type the file, save it with Ctrl+S, and close Notepad (nano ./c/basic_server.c on Linux, then Ctrl+O, Enter, and Ctrl+X).</w:t>
+      <w:pPr>
+        <w:keepNext/>
+      </w:pPr>
+      <w:r>
+        <w:t>Then create the C# and Go projects with the same commands as on Windows, and type the two server .csproj files, contact.json, and the two vcpkg files exactly as shown in the Windows setup.</w:t>
+      </w:r>
+    </w:p>
+    <w:p>
+      <w:pPr>
+        <w:keepNext/>
+      </w:pPr>
+    </w:p>
+    <w:p>
+      <w:pPr>
+        <w:pStyle w:val="CommandBlock"/>
+        <w:keepNext/>
+      </w:pPr>
+      <w:r>
+        <w:t>dotnet new web -o ./csharp/BasicServer --exclude-launch-settings</w:t>
+      </w:r>
+    </w:p>
+    <w:p>
+      <w:pPr>
+        <w:pStyle w:val="CommandBlock"/>
+        <w:keepNext/>
+      </w:pPr>
+      <w:r>
+        <w:t>dotnet new console -o ./csharp/BasicClient</w:t>
+      </w:r>
+    </w:p>
+    <w:p>
+      <w:pPr>
+        <w:pStyle w:val="CommandBlock"/>
+        <w:keepNext/>
+      </w:pPr>
+      <w:r>
+        <w:t>dotnet new web -o ./csharp/Server --exclude-launch-settings</w:t>
+      </w:r>
+    </w:p>
+    <w:p>
+      <w:pPr>
+        <w:pStyle w:val="CommandBlock"/>
+        <w:keepNext/>
+      </w:pPr>
+      <w:r>
+        <w:t>dotnet new console -o ./csharp/Client</w:t>
+      </w:r>
+    </w:p>
+    <w:p>
+      <w:pPr>
+        <w:pStyle w:val="CommandBlock"/>
+      </w:pPr>
+      <w:r>
+        <w:t>go -C ./go mod init example.com/restfundamentals</w:t>
+      </w:r>
+    </w:p>
+    <w:p>
+      <w:pPr>
+        <w:keepNext/>
+      </w:pPr>
+    </w:p>
+    <w:p>
+      <w:r>
+        <w:t>You save each source file in its language's section below, as each is shown, and step 2 makes the TypeScript project. As in Chapter 1, notepad .\c\basic_server.c creates and opens one: choose Yes, type the file, save it with Ctrl+S, and close Notepad (nano ./c/basic_server.c on Linux, then Ctrl+O, Enter, and Ctrl+X).</w:t>
       </w:r>
     </w:p>
     <w:p>
@@ -1359,7 +1832,10 @@
     </w:p>
     <w:p>
       <w:r>
-        <w:t>Remember, npm installs undici and the TypeScript compiler from package.json into this lesson's folder (Lesson 6.0).</w:t>
+        <w:t>The TypeScript project needs a package.json. Remember, npm init -y, npm pkg, then npm install: the first npm install line pins undici 8.11.2, which the clients need when they run, and the second the TypeScript compiler and Node's type descriptions (Lesson 6.0). Then type the TypeScript compiler settings: notepad .\typescript\tsconfig.json creates and opens the file; choose Yes, type the file, save it with Ctrl+S, and close Notepad. On Linux, cd moves into ./typescript for the npm lines, and cd .. moves back</w:t>
+      </w:r>
+      <w:r>
+        <w:t>; type typescript/tsconfig.json exactly as shown in the Windows setup.</w:t>
       </w:r>
     </w:p>
     <w:p>
@@ -1378,9 +1854,99 @@
     <w:p>
       <w:pPr>
         <w:pStyle w:val="CommandBlock"/>
-      </w:pPr>
-      <w:r>
-        <w:t>npm --prefix .\typescript install --ignore-scripts --no-audit --no-fund</w:t>
+        <w:keepNext/>
+      </w:pPr>
+      <w:r>
+        <w:t>Push-Location .\typescript</w:t>
+      </w:r>
+    </w:p>
+    <w:p>
+      <w:pPr>
+        <w:pStyle w:val="CommandBlock"/>
+        <w:keepNext/>
+      </w:pPr>
+      <w:r>
+        <w:t>npm init -y</w:t>
+      </w:r>
+    </w:p>
+    <w:p>
+      <w:pPr>
+        <w:pStyle w:val="CommandBlock"/>
+        <w:keepNext/>
+      </w:pPr>
+      <w:r>
+        <w:t>npm pkg set name=rest-fundamentals-typescript type=module</w:t>
+      </w:r>
+    </w:p>
+    <w:p>
+      <w:pPr>
+        <w:pStyle w:val="CommandBlock"/>
+        <w:keepNext/>
+      </w:pPr>
+      <w:r>
+        <w:t>npm pkg set private=true --json</w:t>
+      </w:r>
+    </w:p>
+    <w:p>
+      <w:pPr>
+        <w:pStyle w:val="CommandBlock"/>
+        <w:keepNext/>
+      </w:pPr>
+      <w:r>
+        <w:t>npm pkg set "scripts.check=tsc --noEmit" "scripts.build=tsc --noEmitOnError"</w:t>
+      </w:r>
+    </w:p>
+    <w:p>
+      <w:pPr>
+        <w:pStyle w:val="CommandBlock"/>
+        <w:keepNext/>
+      </w:pPr>
+      <w:r>
+        <w:t>npm pkg delete version description main keywords author license scripts.test</w:t>
+      </w:r>
+    </w:p>
+    <w:p>
+      <w:pPr>
+        <w:pStyle w:val="CommandBlock"/>
+        <w:keepNext/>
+      </w:pPr>
+      <w:r>
+        <w:t>npm install --save-exact undici@8.11.2 `</w:t>
+      </w:r>
+    </w:p>
+    <w:p>
+      <w:pPr>
+        <w:pStyle w:val="CommandBlock"/>
+        <w:keepNext/>
+      </w:pPr>
+      <w:r>
+        <w:t xml:space="preserve">    --ignore-scripts --no-audit --no-fund</w:t>
+      </w:r>
+    </w:p>
+    <w:p>
+      <w:pPr>
+        <w:pStyle w:val="CommandBlock"/>
+        <w:keepNext/>
+      </w:pPr>
+      <w:r>
+        <w:t>npm install --save-dev --save-exact typescript@7.0.2 @types/node@24.13.5 `</w:t>
+      </w:r>
+    </w:p>
+    <w:p>
+      <w:pPr>
+        <w:pStyle w:val="CommandBlock"/>
+        <w:keepNext/>
+      </w:pPr>
+      <w:r>
+        <w:t xml:space="preserve">    --ignore-scripts --no-audit --no-fund</w:t>
+      </w:r>
+    </w:p>
+    <w:p>
+      <w:pPr>
+        <w:pStyle w:val="CommandBlock"/>
+      </w:pPr>
+      <w:r>
+        <w:t>Pop-Location</w:t>
       </w:r>
     </w:p>
     <w:p>
@@ -1393,15 +1959,258 @@
         <w:pStyle w:val="Heading3"/>
       </w:pPr>
       <w:r>
+        <w:t>typescript/tsconfig.json</w:t>
+      </w:r>
+    </w:p>
+    <w:p>
+      <w:pPr>
+        <w:pStyle w:val="SourceCode"/>
+        <w:keepNext/>
+      </w:pPr>
+      <w:r>
+        <w:t>{</w:t>
+      </w:r>
+    </w:p>
+    <w:p>
+      <w:pPr>
+        <w:pStyle w:val="SourceCode"/>
+        <w:keepNext/>
+      </w:pPr>
+      <w:r>
+        <w:t xml:space="preserve">  "compilerOptions": {</w:t>
+      </w:r>
+    </w:p>
+    <w:p>
+      <w:pPr>
+        <w:pStyle w:val="SourceCode"/>
+      </w:pPr>
+      <w:r>
+        <w:t xml:space="preserve">    "target": "ES2022",</w:t>
+      </w:r>
+    </w:p>
+    <w:p>
+      <w:pPr>
+        <w:pStyle w:val="SourceCode"/>
+      </w:pPr>
+      <w:r>
+        <w:t xml:space="preserve">    "module": "NodeNext",</w:t>
+      </w:r>
+    </w:p>
+    <w:p>
+      <w:pPr>
+        <w:pStyle w:val="SourceCode"/>
+      </w:pPr>
+      <w:r>
+        <w:t xml:space="preserve">    "moduleResolution": "NodeNext",</w:t>
+      </w:r>
+    </w:p>
+    <w:p>
+      <w:pPr>
+        <w:pStyle w:val="SourceCode"/>
+      </w:pPr>
+      <w:r>
+        <w:t xml:space="preserve">    "rootDir": "src",</w:t>
+      </w:r>
+    </w:p>
+    <w:p>
+      <w:pPr>
+        <w:pStyle w:val="SourceCode"/>
+      </w:pPr>
+      <w:r>
+        <w:t xml:space="preserve">    "outDir": "dist",</w:t>
+      </w:r>
+    </w:p>
+    <w:p>
+      <w:pPr>
+        <w:pStyle w:val="SourceCode"/>
+      </w:pPr>
+      <w:r>
+        <w:t xml:space="preserve">    "strict": true,</w:t>
+      </w:r>
+    </w:p>
+    <w:p>
+      <w:pPr>
+        <w:pStyle w:val="SourceCode"/>
+      </w:pPr>
+      <w:r>
+        <w:t xml:space="preserve">    "types": [</w:t>
+      </w:r>
+    </w:p>
+    <w:p>
+      <w:pPr>
+        <w:pStyle w:val="SourceCode"/>
+      </w:pPr>
+      <w:r>
+        <w:t xml:space="preserve">      "node"</w:t>
+      </w:r>
+    </w:p>
+    <w:p>
+      <w:pPr>
+        <w:pStyle w:val="SourceCode"/>
+      </w:pPr>
+      <w:r>
+        <w:t xml:space="preserve">    ],</w:t>
+      </w:r>
+    </w:p>
+    <w:p>
+      <w:pPr>
+        <w:pStyle w:val="SourceCode"/>
+      </w:pPr>
+      <w:r>
+        <w:t xml:space="preserve">    "moduleDetection": "force"</w:t>
+      </w:r>
+    </w:p>
+    <w:p>
+      <w:pPr>
+        <w:pStyle w:val="SourceCode"/>
+      </w:pPr>
+      <w:r>
+        <w:t xml:space="preserve">  },</w:t>
+      </w:r>
+    </w:p>
+    <w:p>
+      <w:pPr>
+        <w:pStyle w:val="SourceCode"/>
+      </w:pPr>
+      <w:r>
+        <w:t xml:space="preserve">  "include": [</w:t>
+      </w:r>
+    </w:p>
+    <w:p>
+      <w:pPr>
+        <w:pStyle w:val="SourceCode"/>
+        <w:keepNext/>
+      </w:pPr>
+      <w:r>
+        <w:t xml:space="preserve">    "src/**/*.ts"</w:t>
+      </w:r>
+    </w:p>
+    <w:p>
+      <w:pPr>
+        <w:pStyle w:val="SourceCode"/>
+        <w:keepNext/>
+      </w:pPr>
+      <w:r>
+        <w:t xml:space="preserve">  ]</w:t>
+      </w:r>
+    </w:p>
+    <w:p>
+      <w:pPr>
+        <w:pStyle w:val="SourceCode"/>
+      </w:pPr>
+      <w:r>
+        <w:t>}</w:t>
+      </w:r>
+    </w:p>
+    <w:p>
+      <w:pPr>
+        <w:keepNext/>
+      </w:pPr>
+    </w:p>
+    <w:p>
+      <w:pPr>
+        <w:pStyle w:val="Heading3"/>
+      </w:pPr>
+      <w:r>
         <w:t>Linux or macOS Package Setup</w:t>
       </w:r>
     </w:p>
     <w:p>
       <w:pPr>
         <w:pStyle w:val="CommandBlock"/>
-      </w:pPr>
-      <w:r>
-        <w:t>npm --prefix ./typescript install --ignore-scripts --no-audit --no-fund</w:t>
+        <w:keepNext/>
+      </w:pPr>
+      <w:r>
+        <w:t>cd ./typescript</w:t>
+      </w:r>
+    </w:p>
+    <w:p>
+      <w:pPr>
+        <w:pStyle w:val="CommandBlock"/>
+        <w:keepNext/>
+      </w:pPr>
+      <w:r>
+        <w:t>npm init -y</w:t>
+      </w:r>
+    </w:p>
+    <w:p>
+      <w:pPr>
+        <w:pStyle w:val="CommandBlock"/>
+        <w:keepNext/>
+      </w:pPr>
+      <w:r>
+        <w:t>npm pkg set name=rest-fundamentals-typescript type=module</w:t>
+      </w:r>
+    </w:p>
+    <w:p>
+      <w:pPr>
+        <w:pStyle w:val="CommandBlock"/>
+        <w:keepNext/>
+      </w:pPr>
+      <w:r>
+        <w:t>npm pkg set private=true --json</w:t>
+      </w:r>
+    </w:p>
+    <w:p>
+      <w:pPr>
+        <w:pStyle w:val="CommandBlock"/>
+        <w:keepNext/>
+      </w:pPr>
+      <w:r>
+        <w:t>npm pkg set "scripts.check=tsc --noEmit" "scripts.build=tsc --noEmitOnError"</w:t>
+      </w:r>
+    </w:p>
+    <w:p>
+      <w:pPr>
+        <w:pStyle w:val="CommandBlock"/>
+        <w:keepNext/>
+      </w:pPr>
+      <w:r>
+        <w:t>npm pkg delete version description main keywords author license scripts.test</w:t>
+      </w:r>
+    </w:p>
+    <w:p>
+      <w:pPr>
+        <w:pStyle w:val="CommandBlock"/>
+        <w:keepNext/>
+      </w:pPr>
+      <w:r>
+        <w:t>npm install --save-exact undici@8.11.2 \</w:t>
+      </w:r>
+    </w:p>
+    <w:p>
+      <w:pPr>
+        <w:pStyle w:val="CommandBlock"/>
+        <w:keepNext/>
+      </w:pPr>
+      <w:r>
+        <w:t xml:space="preserve">    --ignore-scripts --no-audit --no-fund</w:t>
+      </w:r>
+    </w:p>
+    <w:p>
+      <w:pPr>
+        <w:pStyle w:val="CommandBlock"/>
+        <w:keepNext/>
+      </w:pPr>
+      <w:r>
+        <w:t>npm install --save-dev --save-exact typescript@7.0.2 @types/node@24.13.5 \</w:t>
+      </w:r>
+    </w:p>
+    <w:p>
+      <w:pPr>
+        <w:pStyle w:val="CommandBlock"/>
+        <w:keepNext/>
+      </w:pPr>
+      <w:r>
+        <w:t xml:space="preserve">    --ignore-scripts --no-audit --no-fund</w:t>
+      </w:r>
+    </w:p>
+    <w:p>
+      <w:pPr>
+        <w:pStyle w:val="CommandBlock"/>
+      </w:pPr>
+      <w:r>
+        <w:t>cd ..</w:t>
       </w:r>
     </w:p>
     <w:p>
@@ -27279,7 +28088,7 @@
     </w:p>
     <w:p>
       <w:r>
-        <w:t>These files follow Lesson 6.0's, with this lesson's names. contact.json is the body curl.exe sends; it holds the same JSON as the clients. Remember, each server's .csproj uses Microsoft.NET.Sdk.Web and sets RunWorkingDirectory, so dotnet run starts it in lesson-6.2 (Lesson 6.0). go.mod names this lesson's Go module, example.com/restfundamentals. package.json pins undici 8.11.2, and vcpkg.json and vcpkg-configuration.json are Lesson 6.0's, so the copied OpenSSL matches them.</w:t>
+        <w:t>These are the files the setup commands wrote, shown here so you can check yours. Your go line shows your own Go version, and the blank lines and the order of the package.json fields may differ. go.mod names this lesson's Go module, example.com/restfundamentals, and package.json pins undici 8.11.2.</w:t>
       </w:r>
     </w:p>
     <w:p>
@@ -27297,15 +28106,78 @@
         <w:pStyle w:val="Heading2"/>
       </w:pPr>
       <w:r>
-        <w:t>contact.json</w:t>
-      </w:r>
-    </w:p>
-    <w:p>
-      <w:pPr>
-        <w:pStyle w:val="SourceCode"/>
-      </w:pPr>
-      <w:r>
-        <w:t>{"name":"Ada Lovelace","email":"ada@example.com"}</w:t>
+        <w:t>csharp/BasicClient/BasicClient.csproj</w:t>
+      </w:r>
+    </w:p>
+    <w:p>
+      <w:pPr>
+        <w:pStyle w:val="SourceCode"/>
+        <w:keepNext/>
+      </w:pPr>
+      <w:r>
+        <w:t>&lt;Project Sdk="Microsoft.NET.Sdk"&gt;</w:t>
+      </w:r>
+    </w:p>
+    <w:p>
+      <w:pPr>
+        <w:pStyle w:val="SourceCode"/>
+        <w:keepNext/>
+      </w:pPr>
+      <w:r>
+        <w:t xml:space="preserve">  &lt;PropertyGroup&gt;</w:t>
+      </w:r>
+    </w:p>
+    <w:p>
+      <w:pPr>
+        <w:pStyle w:val="SourceCode"/>
+        <w:keepNext/>
+      </w:pPr>
+      <w:r>
+        <w:t xml:space="preserve">    &lt;OutputType&gt;Exe&lt;/OutputType&gt;</w:t>
+      </w:r>
+    </w:p>
+    <w:p>
+      <w:pPr>
+        <w:pStyle w:val="SourceCode"/>
+        <w:keepNext/>
+      </w:pPr>
+      <w:r>
+        <w:t xml:space="preserve">    &lt;TargetFramework&gt;net10.0&lt;/TargetFramework&gt;</w:t>
+      </w:r>
+    </w:p>
+    <w:p>
+      <w:pPr>
+        <w:pStyle w:val="SourceCode"/>
+        <w:keepNext/>
+      </w:pPr>
+      <w:r>
+        <w:t xml:space="preserve">    &lt;ImplicitUsings&gt;enable&lt;/ImplicitUsings&gt;</w:t>
+      </w:r>
+    </w:p>
+    <w:p>
+      <w:pPr>
+        <w:pStyle w:val="SourceCode"/>
+        <w:keepNext/>
+      </w:pPr>
+      <w:r>
+        <w:t xml:space="preserve">    &lt;Nullable&gt;enable&lt;/Nullable&gt;</w:t>
+      </w:r>
+    </w:p>
+    <w:p>
+      <w:pPr>
+        <w:pStyle w:val="SourceCode"/>
+        <w:keepNext/>
+      </w:pPr>
+      <w:r>
+        <w:t xml:space="preserve">  &lt;/PropertyGroup&gt;</w:t>
+      </w:r>
+    </w:p>
+    <w:p>
+      <w:pPr>
+        <w:pStyle w:val="SourceCode"/>
+      </w:pPr>
+      <w:r>
+        <w:t>&lt;/Project&gt;</w:t>
       </w:r>
     </w:p>
     <w:p>
@@ -27323,16 +28195,16 @@
         <w:pStyle w:val="Heading2"/>
       </w:pPr>
       <w:r>
-        <w:t>csharp/BasicServer/BasicServer.csproj</w:t>
-      </w:r>
-    </w:p>
-    <w:p>
-      <w:pPr>
-        <w:pStyle w:val="SourceCode"/>
-        <w:keepNext/>
-      </w:pPr>
-      <w:r>
-        <w:t>&lt;Project Sdk="Microsoft.NET.Sdk.Web"&gt;</w:t>
+        <w:t>csharp/Client/Client.csproj</w:t>
+      </w:r>
+    </w:p>
+    <w:p>
+      <w:pPr>
+        <w:pStyle w:val="SourceCode"/>
+        <w:keepNext/>
+      </w:pPr>
+      <w:r>
+        <w:t>&lt;Project Sdk="Microsoft.NET.Sdk"&gt;</w:t>
       </w:r>
     </w:p>
     <w:p>
@@ -27386,15 +28258,6 @@
         <w:keepNext/>
       </w:pPr>
       <w:r>
-        <w:t xml:space="preserve">    &lt;RunWorkingDirectory&gt;$(MSBuildStartupDirectory)&lt;/RunWorkingDirectory&gt;</w:t>
-      </w:r>
-    </w:p>
-    <w:p>
-      <w:pPr>
-        <w:pStyle w:val="SourceCode"/>
-        <w:keepNext/>
-      </w:pPr>
-      <w:r>
         <w:t xml:space="preserve">  &lt;/PropertyGroup&gt;</w:t>
       </w:r>
     </w:p>
@@ -27421,78 +28284,30 @@
         <w:pStyle w:val="Heading2"/>
       </w:pPr>
       <w:r>
-        <w:t>csharp/BasicClient/BasicClient.csproj</w:t>
-      </w:r>
-    </w:p>
-    <w:p>
-      <w:pPr>
-        <w:pStyle w:val="SourceCode"/>
-        <w:keepNext/>
-      </w:pPr>
-      <w:r>
-        <w:t>&lt;Project Sdk="Microsoft.NET.Sdk"&gt;</w:t>
-      </w:r>
-    </w:p>
-    <w:p>
-      <w:pPr>
-        <w:pStyle w:val="SourceCode"/>
-        <w:keepNext/>
-      </w:pPr>
-      <w:r>
-        <w:t xml:space="preserve">  &lt;PropertyGroup&gt;</w:t>
-      </w:r>
-    </w:p>
-    <w:p>
-      <w:pPr>
-        <w:pStyle w:val="SourceCode"/>
-        <w:keepNext/>
-      </w:pPr>
-      <w:r>
-        <w:t xml:space="preserve">    &lt;OutputType&gt;Exe&lt;/OutputType&gt;</w:t>
-      </w:r>
-    </w:p>
-    <w:p>
-      <w:pPr>
-        <w:pStyle w:val="SourceCode"/>
-        <w:keepNext/>
-      </w:pPr>
-      <w:r>
-        <w:t xml:space="preserve">    &lt;TargetFramework&gt;net10.0&lt;/TargetFramework&gt;</w:t>
-      </w:r>
-    </w:p>
-    <w:p>
-      <w:pPr>
-        <w:pStyle w:val="SourceCode"/>
-        <w:keepNext/>
-      </w:pPr>
-      <w:r>
-        <w:t xml:space="preserve">    &lt;ImplicitUsings&gt;enable&lt;/ImplicitUsings&gt;</w:t>
-      </w:r>
-    </w:p>
-    <w:p>
-      <w:pPr>
-        <w:pStyle w:val="SourceCode"/>
-        <w:keepNext/>
-      </w:pPr>
-      <w:r>
-        <w:t xml:space="preserve">    &lt;Nullable&gt;enable&lt;/Nullable&gt;</w:t>
-      </w:r>
-    </w:p>
-    <w:p>
-      <w:pPr>
-        <w:pStyle w:val="SourceCode"/>
-        <w:keepNext/>
-      </w:pPr>
-      <w:r>
-        <w:t xml:space="preserve">  &lt;/PropertyGroup&gt;</w:t>
-      </w:r>
-    </w:p>
-    <w:p>
-      <w:pPr>
-        <w:pStyle w:val="SourceCode"/>
-      </w:pPr>
-      <w:r>
-        <w:t>&lt;/Project&gt;</w:t>
+        <w:t>go/go.mod</w:t>
+      </w:r>
+    </w:p>
+    <w:p>
+      <w:pPr>
+        <w:pStyle w:val="SourceCode"/>
+        <w:keepNext/>
+      </w:pPr>
+      <w:r>
+        <w:t>module example.com/restfundamentals</w:t>
+      </w:r>
+    </w:p>
+    <w:p>
+      <w:pPr>
+        <w:pStyle w:val="SourceCode"/>
+        <w:keepNext/>
+      </w:pPr>
+    </w:p>
+    <w:p>
+      <w:pPr>
+        <w:pStyle w:val="SourceCode"/>
+      </w:pPr>
+      <w:r>
+        <w:t>go 1.24.0</w:t>
       </w:r>
     </w:p>
     <w:p>
@@ -27510,234 +28325,6 @@
         <w:pStyle w:val="Heading2"/>
       </w:pPr>
       <w:r>
-        <w:t>csharp/Server/Server.csproj</w:t>
-      </w:r>
-    </w:p>
-    <w:p>
-      <w:pPr>
-        <w:pStyle w:val="SourceCode"/>
-        <w:keepNext/>
-      </w:pPr>
-      <w:r>
-        <w:t>&lt;Project Sdk="Microsoft.NET.Sdk.Web"&gt;</w:t>
-      </w:r>
-    </w:p>
-    <w:p>
-      <w:pPr>
-        <w:pStyle w:val="SourceCode"/>
-        <w:keepNext/>
-      </w:pPr>
-      <w:r>
-        <w:t xml:space="preserve">  &lt;PropertyGroup&gt;</w:t>
-      </w:r>
-    </w:p>
-    <w:p>
-      <w:pPr>
-        <w:pStyle w:val="SourceCode"/>
-        <w:keepNext/>
-      </w:pPr>
-      <w:r>
-        <w:t xml:space="preserve">    &lt;OutputType&gt;Exe&lt;/OutputType&gt;</w:t>
-      </w:r>
-    </w:p>
-    <w:p>
-      <w:pPr>
-        <w:pStyle w:val="SourceCode"/>
-        <w:keepNext/>
-      </w:pPr>
-      <w:r>
-        <w:t xml:space="preserve">    &lt;TargetFramework&gt;net10.0&lt;/TargetFramework&gt;</w:t>
-      </w:r>
-    </w:p>
-    <w:p>
-      <w:pPr>
-        <w:pStyle w:val="SourceCode"/>
-        <w:keepNext/>
-      </w:pPr>
-      <w:r>
-        <w:t xml:space="preserve">    &lt;ImplicitUsings&gt;enable&lt;/ImplicitUsings&gt;</w:t>
-      </w:r>
-    </w:p>
-    <w:p>
-      <w:pPr>
-        <w:pStyle w:val="SourceCode"/>
-        <w:keepNext/>
-      </w:pPr>
-      <w:r>
-        <w:t xml:space="preserve">    &lt;Nullable&gt;enable&lt;/Nullable&gt;</w:t>
-      </w:r>
-    </w:p>
-    <w:p>
-      <w:pPr>
-        <w:pStyle w:val="SourceCode"/>
-        <w:keepNext/>
-      </w:pPr>
-      <w:r>
-        <w:t xml:space="preserve">    &lt;RunWorkingDirectory&gt;$(MSBuildStartupDirectory)&lt;/RunWorkingDirectory&gt;</w:t>
-      </w:r>
-    </w:p>
-    <w:p>
-      <w:pPr>
-        <w:pStyle w:val="SourceCode"/>
-        <w:keepNext/>
-      </w:pPr>
-      <w:r>
-        <w:t xml:space="preserve">  &lt;/PropertyGroup&gt;</w:t>
-      </w:r>
-    </w:p>
-    <w:p>
-      <w:pPr>
-        <w:pStyle w:val="SourceCode"/>
-      </w:pPr>
-      <w:r>
-        <w:t>&lt;/Project&gt;</w:t>
-      </w:r>
-    </w:p>
-    <w:p>
-      <w:pPr>
-        <w:keepNext/>
-      </w:pPr>
-    </w:p>
-    <w:p>
-      <w:pPr>
-        <w:keepNext/>
-      </w:pPr>
-    </w:p>
-    <w:p>
-      <w:pPr>
-        <w:pStyle w:val="Heading2"/>
-      </w:pPr>
-      <w:r>
-        <w:t>csharp/Client/Client.csproj</w:t>
-      </w:r>
-    </w:p>
-    <w:p>
-      <w:pPr>
-        <w:pStyle w:val="SourceCode"/>
-        <w:keepNext/>
-      </w:pPr>
-      <w:r>
-        <w:t>&lt;Project Sdk="Microsoft.NET.Sdk"&gt;</w:t>
-      </w:r>
-    </w:p>
-    <w:p>
-      <w:pPr>
-        <w:pStyle w:val="SourceCode"/>
-        <w:keepNext/>
-      </w:pPr>
-      <w:r>
-        <w:t xml:space="preserve">  &lt;PropertyGroup&gt;</w:t>
-      </w:r>
-    </w:p>
-    <w:p>
-      <w:pPr>
-        <w:pStyle w:val="SourceCode"/>
-        <w:keepNext/>
-      </w:pPr>
-      <w:r>
-        <w:t xml:space="preserve">    &lt;OutputType&gt;Exe&lt;/OutputType&gt;</w:t>
-      </w:r>
-    </w:p>
-    <w:p>
-      <w:pPr>
-        <w:pStyle w:val="SourceCode"/>
-        <w:keepNext/>
-      </w:pPr>
-      <w:r>
-        <w:t xml:space="preserve">    &lt;TargetFramework&gt;net10.0&lt;/TargetFramework&gt;</w:t>
-      </w:r>
-    </w:p>
-    <w:p>
-      <w:pPr>
-        <w:pStyle w:val="SourceCode"/>
-        <w:keepNext/>
-      </w:pPr>
-      <w:r>
-        <w:t xml:space="preserve">    &lt;ImplicitUsings&gt;enable&lt;/ImplicitUsings&gt;</w:t>
-      </w:r>
-    </w:p>
-    <w:p>
-      <w:pPr>
-        <w:pStyle w:val="SourceCode"/>
-        <w:keepNext/>
-      </w:pPr>
-      <w:r>
-        <w:t xml:space="preserve">    &lt;Nullable&gt;enable&lt;/Nullable&gt;</w:t>
-      </w:r>
-    </w:p>
-    <w:p>
-      <w:pPr>
-        <w:pStyle w:val="SourceCode"/>
-        <w:keepNext/>
-      </w:pPr>
-      <w:r>
-        <w:t xml:space="preserve">  &lt;/PropertyGroup&gt;</w:t>
-      </w:r>
-    </w:p>
-    <w:p>
-      <w:pPr>
-        <w:pStyle w:val="SourceCode"/>
-      </w:pPr>
-      <w:r>
-        <w:t>&lt;/Project&gt;</w:t>
-      </w:r>
-    </w:p>
-    <w:p>
-      <w:pPr>
-        <w:keepNext/>
-      </w:pPr>
-    </w:p>
-    <w:p>
-      <w:pPr>
-        <w:keepNext/>
-      </w:pPr>
-    </w:p>
-    <w:p>
-      <w:pPr>
-        <w:pStyle w:val="Heading2"/>
-      </w:pPr>
-      <w:r>
-        <w:t>go/go.mod</w:t>
-      </w:r>
-    </w:p>
-    <w:p>
-      <w:pPr>
-        <w:pStyle w:val="SourceCode"/>
-        <w:keepNext/>
-      </w:pPr>
-      <w:r>
-        <w:t>module example.com/restfundamentals</w:t>
-      </w:r>
-    </w:p>
-    <w:p>
-      <w:pPr>
-        <w:pStyle w:val="SourceCode"/>
-        <w:keepNext/>
-      </w:pPr>
-    </w:p>
-    <w:p>
-      <w:pPr>
-        <w:pStyle w:val="SourceCode"/>
-      </w:pPr>
-      <w:r>
-        <w:t>go 1.24.0</w:t>
-      </w:r>
-    </w:p>
-    <w:p>
-      <w:pPr>
-        <w:keepNext/>
-      </w:pPr>
-    </w:p>
-    <w:p>
-      <w:pPr>
-        <w:keepNext/>
-      </w:pPr>
-    </w:p>
-    <w:p>
-      <w:pPr>
-        <w:pStyle w:val="Heading2"/>
-      </w:pPr>
-      <w:r>
         <w:t>typescript/package.json</w:t>
       </w:r>
     </w:p>
@@ -27854,288 +28441,6 @@
       </w:pPr>
       <w:r>
         <w:t xml:space="preserve">    "typescript": "7.0.2"</w:t>
-      </w:r>
-    </w:p>
-    <w:p>
-      <w:pPr>
-        <w:pStyle w:val="SourceCode"/>
-        <w:keepNext/>
-      </w:pPr>
-      <w:r>
-        <w:t xml:space="preserve">  }</w:t>
-      </w:r>
-    </w:p>
-    <w:p>
-      <w:pPr>
-        <w:pStyle w:val="SourceCode"/>
-      </w:pPr>
-      <w:r>
-        <w:t>}</w:t>
-      </w:r>
-    </w:p>
-    <w:p>
-      <w:pPr>
-        <w:keepNext/>
-      </w:pPr>
-    </w:p>
-    <w:p>
-      <w:pPr>
-        <w:keepNext/>
-      </w:pPr>
-    </w:p>
-    <w:p>
-      <w:pPr>
-        <w:pStyle w:val="Heading2"/>
-      </w:pPr>
-      <w:r>
-        <w:t>typescript/tsconfig.json</w:t>
-      </w:r>
-    </w:p>
-    <w:p>
-      <w:pPr>
-        <w:pStyle w:val="SourceCode"/>
-        <w:keepNext/>
-      </w:pPr>
-      <w:r>
-        <w:t>{</w:t>
-      </w:r>
-    </w:p>
-    <w:p>
-      <w:pPr>
-        <w:pStyle w:val="SourceCode"/>
-        <w:keepNext/>
-      </w:pPr>
-      <w:r>
-        <w:t xml:space="preserve">  "compilerOptions": {</w:t>
-      </w:r>
-    </w:p>
-    <w:p>
-      <w:pPr>
-        <w:pStyle w:val="SourceCode"/>
-      </w:pPr>
-      <w:r>
-        <w:t xml:space="preserve">    "target": "ES2022",</w:t>
-      </w:r>
-    </w:p>
-    <w:p>
-      <w:pPr>
-        <w:pStyle w:val="SourceCode"/>
-      </w:pPr>
-      <w:r>
-        <w:t xml:space="preserve">    "module": "NodeNext",</w:t>
-      </w:r>
-    </w:p>
-    <w:p>
-      <w:pPr>
-        <w:pStyle w:val="SourceCode"/>
-      </w:pPr>
-      <w:r>
-        <w:t xml:space="preserve">    "moduleResolution": "NodeNext",</w:t>
-      </w:r>
-    </w:p>
-    <w:p>
-      <w:pPr>
-        <w:pStyle w:val="SourceCode"/>
-      </w:pPr>
-      <w:r>
-        <w:t xml:space="preserve">    "rootDir": "src",</w:t>
-      </w:r>
-    </w:p>
-    <w:p>
-      <w:pPr>
-        <w:pStyle w:val="SourceCode"/>
-      </w:pPr>
-      <w:r>
-        <w:t xml:space="preserve">    "outDir": "dist",</w:t>
-      </w:r>
-    </w:p>
-    <w:p>
-      <w:pPr>
-        <w:pStyle w:val="SourceCode"/>
-      </w:pPr>
-      <w:r>
-        <w:t xml:space="preserve">    "strict": true,</w:t>
-      </w:r>
-    </w:p>
-    <w:p>
-      <w:pPr>
-        <w:pStyle w:val="SourceCode"/>
-      </w:pPr>
-      <w:r>
-        <w:t xml:space="preserve">    "types": [</w:t>
-      </w:r>
-    </w:p>
-    <w:p>
-      <w:pPr>
-        <w:pStyle w:val="SourceCode"/>
-      </w:pPr>
-      <w:r>
-        <w:t xml:space="preserve">      "node"</w:t>
-      </w:r>
-    </w:p>
-    <w:p>
-      <w:pPr>
-        <w:pStyle w:val="SourceCode"/>
-      </w:pPr>
-      <w:r>
-        <w:t xml:space="preserve">    ],</w:t>
-      </w:r>
-    </w:p>
-    <w:p>
-      <w:pPr>
-        <w:pStyle w:val="SourceCode"/>
-      </w:pPr>
-      <w:r>
-        <w:t xml:space="preserve">    "moduleDetection": "force"</w:t>
-      </w:r>
-    </w:p>
-    <w:p>
-      <w:pPr>
-        <w:pStyle w:val="SourceCode"/>
-      </w:pPr>
-      <w:r>
-        <w:t xml:space="preserve">  },</w:t>
-      </w:r>
-    </w:p>
-    <w:p>
-      <w:pPr>
-        <w:pStyle w:val="SourceCode"/>
-      </w:pPr>
-      <w:r>
-        <w:t xml:space="preserve">  "include": [</w:t>
-      </w:r>
-    </w:p>
-    <w:p>
-      <w:pPr>
-        <w:pStyle w:val="SourceCode"/>
-        <w:keepNext/>
-      </w:pPr>
-      <w:r>
-        <w:t xml:space="preserve">    "src/**/*.ts"</w:t>
-      </w:r>
-    </w:p>
-    <w:p>
-      <w:pPr>
-        <w:pStyle w:val="SourceCode"/>
-        <w:keepNext/>
-      </w:pPr>
-      <w:r>
-        <w:t xml:space="preserve">  ]</w:t>
-      </w:r>
-    </w:p>
-    <w:p>
-      <w:pPr>
-        <w:pStyle w:val="SourceCode"/>
-      </w:pPr>
-      <w:r>
-        <w:t>}</w:t>
-      </w:r>
-    </w:p>
-    <w:p>
-      <w:pPr>
-        <w:keepNext/>
-      </w:pPr>
-    </w:p>
-    <w:p>
-      <w:pPr>
-        <w:keepNext/>
-      </w:pPr>
-    </w:p>
-    <w:p>
-      <w:pPr>
-        <w:pStyle w:val="Heading2"/>
-      </w:pPr>
-      <w:r>
-        <w:t>cpp/vcpkg.json</w:t>
-      </w:r>
-    </w:p>
-    <w:p>
-      <w:pPr>
-        <w:pStyle w:val="SourceCode"/>
-        <w:keepNext/>
-      </w:pPr>
-      <w:r>
-        <w:t>{</w:t>
-      </w:r>
-    </w:p>
-    <w:p>
-      <w:pPr>
-        <w:pStyle w:val="SourceCode"/>
-        <w:keepNext/>
-      </w:pPr>
-      <w:r>
-        <w:t xml:space="preserve">  "dependencies": ["openssl"]</w:t>
-      </w:r>
-    </w:p>
-    <w:p>
-      <w:pPr>
-        <w:pStyle w:val="SourceCode"/>
-      </w:pPr>
-      <w:r>
-        <w:t>}</w:t>
-      </w:r>
-    </w:p>
-    <w:p>
-      <w:pPr>
-        <w:keepNext/>
-      </w:pPr>
-    </w:p>
-    <w:p>
-      <w:pPr>
-        <w:keepNext/>
-      </w:pPr>
-    </w:p>
-    <w:p>
-      <w:pPr>
-        <w:pStyle w:val="Heading2"/>
-      </w:pPr>
-      <w:r>
-        <w:t>cpp/vcpkg-configuration.json</w:t>
-      </w:r>
-    </w:p>
-    <w:p>
-      <w:pPr>
-        <w:pStyle w:val="SourceCode"/>
-        <w:keepNext/>
-      </w:pPr>
-      <w:r>
-        <w:t>{</w:t>
-      </w:r>
-    </w:p>
-    <w:p>
-      <w:pPr>
-        <w:pStyle w:val="SourceCode"/>
-        <w:keepNext/>
-      </w:pPr>
-      <w:r>
-        <w:t xml:space="preserve">  "default-registry": {</w:t>
-      </w:r>
-    </w:p>
-    <w:p>
-      <w:pPr>
-        <w:pStyle w:val="SourceCode"/>
-        <w:keepNext/>
-      </w:pPr>
-      <w:r>
-        <w:t xml:space="preserve">    "kind": "git",</w:t>
-      </w:r>
-    </w:p>
-    <w:p>
-      <w:pPr>
-        <w:pStyle w:val="SourceCode"/>
-        <w:keepNext/>
-      </w:pPr>
-      <w:r>
-        <w:t xml:space="preserve">    "baseline": "e03dc9b29710050cd1018bc5674688108658d327",</w:t>
-      </w:r>
-    </w:p>
-    <w:p>
-      <w:pPr>
-        <w:pStyle w:val="SourceCode"/>
-        <w:keepNext/>
-      </w:pPr>
-      <w:r>
-        <w:t xml:space="preserve">    "repository": "https://github.com/microsoft/vcpkg"</w:t>
       </w:r>
     </w:p>
     <w:p>
@@ -29917,31 +30222,31 @@
       </w:rPr>
     </w:lvl>
   </w:abstractNum>
-  <w:num w:numId="1" w16cid:durableId="1914653914">
+  <w:num w:numId="1" w16cid:durableId="424152292">
     <w:abstractNumId w:val="8"/>
   </w:num>
-  <w:num w:numId="2" w16cid:durableId="169414017">
+  <w:num w:numId="2" w16cid:durableId="1124932242">
     <w:abstractNumId w:val="6"/>
   </w:num>
-  <w:num w:numId="3" w16cid:durableId="1844054014">
+  <w:num w:numId="3" w16cid:durableId="1549759182">
     <w:abstractNumId w:val="5"/>
   </w:num>
-  <w:num w:numId="4" w16cid:durableId="53313445">
+  <w:num w:numId="4" w16cid:durableId="2013292190">
     <w:abstractNumId w:val="4"/>
   </w:num>
-  <w:num w:numId="5" w16cid:durableId="931863007">
+  <w:num w:numId="5" w16cid:durableId="96870121">
     <w:abstractNumId w:val="7"/>
   </w:num>
-  <w:num w:numId="6" w16cid:durableId="1129591257">
+  <w:num w:numId="6" w16cid:durableId="32926374">
     <w:abstractNumId w:val="3"/>
   </w:num>
-  <w:num w:numId="7" w16cid:durableId="19745375">
+  <w:num w:numId="7" w16cid:durableId="1912814759">
     <w:abstractNumId w:val="2"/>
   </w:num>
-  <w:num w:numId="8" w16cid:durableId="599918710">
+  <w:num w:numId="8" w16cid:durableId="1995713888">
     <w:abstractNumId w:val="1"/>
   </w:num>
-  <w:num w:numId="9" w16cid:durableId="1420178380">
+  <w:num w:numId="9" w16cid:durableId="1592931008">
     <w:abstractNumId w:val="0"/>
   </w:num>
 </w:numbering>

--- a/Volume 1/Chapter 06 - RESTful APIs/SPA_Vol1_Ch6_Lesson6_2_REST_Fundamentals.docx
+++ b/Volume 1/Chapter 06 - RESTful APIs/SPA_Vol1_Ch6_Lesson6_2_REST_Fundamentals.docx
@@ -648,6 +648,7 @@
         <w:pStyle w:val="CommandBlock"/>
       </w:pPr>
       <w:r>
+        <w:lastRenderedPageBreak/>
         <w:t xml:space="preserve">  csharp/BasicServer/BasicServer.csproj</w:t>
       </w:r>
     </w:p>
@@ -988,6 +989,7 @@
         <w:pStyle w:val="CommandBlock"/>
       </w:pPr>
       <w:r>
+        <w:lastRenderedPageBreak/>
         <w:t>New-Item -ItemType Directory -Force "$HOME\spa\lesson-6.2\go\basic\server" |</w:t>
       </w:r>
     </w:p>
@@ -2535,7 +2537,7 @@
         <w:pStyle w:val="SourceCode"/>
       </w:pPr>
       <w:r>
-        <w:t>// on success, 0 if the file cannot be opened or does not fit.</w:t>
+        <w:t>// on success, 0 if it cannot be opened or does not fit (feof: end reached).</w:t>
       </w:r>
     </w:p>
     <w:p>
@@ -2644,47 +2646,47 @@
         <w:pStyle w:val="SourceCode"/>
       </w:pPr>
       <w:r>
-        <w:t>// Remember, libmicrohttpd calls this function for every request. For a</w:t>
-      </w:r>
-    </w:p>
-    <w:p>
-      <w:pPr>
-        <w:pStyle w:val="SourceCode"/>
-      </w:pPr>
-      <w:r>
-        <w:t>// request with a body it calls it several times: once when the method, the</w:t>
-      </w:r>
-    </w:p>
-    <w:p>
-      <w:pPr>
-        <w:pStyle w:val="SourceCode"/>
-      </w:pPr>
-      <w:r>
-        <w:t>// path, and the headers have arrived, once for each piece of the body, and</w:t>
-      </w:r>
-    </w:p>
-    <w:p>
-      <w:pPr>
-        <w:pStyle w:val="SourceCode"/>
-      </w:pPr>
-      <w:r>
-        <w:t>// once more when the whole request is in. *request_state is the same</w:t>
-      </w:r>
-    </w:p>
-    <w:p>
-      <w:pPr>
-        <w:pStyle w:val="SourceCode"/>
-      </w:pPr>
-      <w:r>
-        <w:t>// variable on every call for one request, so it carries the Upload from</w:t>
-      </w:r>
-    </w:p>
-    <w:p>
-      <w:pPr>
-        <w:pStyle w:val="SourceCode"/>
-      </w:pPr>
-      <w:r>
-        <w:t>// call to call.</w:t>
+        <w:t>// Remember, libmicrohttpd calls this function for every request, at least</w:t>
+      </w:r>
+    </w:p>
+    <w:p>
+      <w:pPr>
+        <w:pStyle w:val="SourceCode"/>
+      </w:pPr>
+      <w:r>
+        <w:t>// twice: once when the method, the path, and the headers have arrived, once</w:t>
+      </w:r>
+    </w:p>
+    <w:p>
+      <w:pPr>
+        <w:pStyle w:val="SourceCode"/>
+      </w:pPr>
+      <w:r>
+        <w:t>// for each piece of the body, if there is one, and once more when the whole</w:t>
+      </w:r>
+    </w:p>
+    <w:p>
+      <w:pPr>
+        <w:pStyle w:val="SourceCode"/>
+      </w:pPr>
+      <w:r>
+        <w:t>// request is in. *request_state is the same variable on every call for one</w:t>
+      </w:r>
+    </w:p>
+    <w:p>
+      <w:pPr>
+        <w:pStyle w:val="SourceCode"/>
+      </w:pPr>
+      <w:r>
+        <w:t>// request, so it carries the Upload from call to call, and the first call</w:t>
+      </w:r>
+    </w:p>
+    <w:p>
+      <w:pPr>
+        <w:pStyle w:val="SourceCode"/>
+      </w:pPr>
+      <w:r>
+        <w:t>// finds it NULL.</w:t>
       </w:r>
     </w:p>
     <w:p>
@@ -2809,7 +2811,7 @@
         <w:pStyle w:val="SourceCode"/>
       </w:pPr>
       <w:r>
-        <w:t xml:space="preserve">    // (Volume 1, Chapter 10 teaches malloc and free). Returning MHD_YES</w:t>
+        <w:t xml:space="preserve">    // (Volume 1, Chapter 9 teaches malloc and free). Returning MHD_YES</w:t>
       </w:r>
     </w:p>
     <w:p>
@@ -2910,15 +2912,15 @@
         <w:pStyle w:val="SourceCode"/>
       </w:pPr>
       <w:r>
-        <w:t xml:space="preserve">    // upload_data. Add what fits to the end of the body, then set the size</w:t>
-      </w:r>
-    </w:p>
-    <w:p>
-      <w:pPr>
-        <w:pStyle w:val="SourceCode"/>
-      </w:pPr>
-      <w:r>
-        <w:t xml:space="preserve">    // to 0 to tell the library the piece was used.</w:t>
+        <w:t xml:space="preserve">    // upload_data. Add what fits (? : picks the smaller of the piece and the</w:t>
+      </w:r>
+    </w:p>
+    <w:p>
+      <w:pPr>
+        <w:pStyle w:val="SourceCode"/>
+      </w:pPr>
+      <w:r>
+        <w:t xml:space="preserve">    // room left), then set the size to 0 to say the piece was used.</w:t>
       </w:r>
     </w:p>
     <w:p>
@@ -3163,7 +3165,7 @@
         <w:pStyle w:val="SourceCode"/>
       </w:pPr>
       <w:r>
-        <w:t xml:space="preserve">        // in. Remember, snprintf builds text in a char array.</w:t>
+        <w:t xml:space="preserve">        // in. Remember, snprintf builds text, and strings side by side join.</w:t>
       </w:r>
     </w:p>
     <w:p>
@@ -3272,7 +3274,7 @@
         <w:pStyle w:val="SourceCode"/>
       </w:pPr>
       <w:r>
-        <w:t xml:space="preserve">    // Remember, _copy makes the library keep its own copy of the text.</w:t>
+        <w:t xml:space="preserve">    // Remember, _copy copies the text; the queue keeps the response alive.</w:t>
       </w:r>
     </w:p>
     <w:p>
@@ -4110,6 +4112,54 @@
         <w:pStyle w:val="SourceCode"/>
       </w:pPr>
       <w:r>
+        <w:t xml:space="preserve">    // An answer with no Content-Type header gives NULL here, not text.</w:t>
+      </w:r>
+    </w:p>
+    <w:p>
+      <w:pPr>
+        <w:pStyle w:val="SourceCode"/>
+      </w:pPr>
+      <w:r>
+        <w:t xml:space="preserve">    // printf must never get NULL for %s: printing a NULL pointer as text</w:t>
+      </w:r>
+    </w:p>
+    <w:p>
+      <w:pPr>
+        <w:pStyle w:val="SourceCode"/>
+      </w:pPr>
+      <w:r>
+        <w:t xml:space="preserve">    // may crash the program (Lesson 4.6). So the program prints (none).</w:t>
+      </w:r>
+    </w:p>
+    <w:p>
+      <w:pPr>
+        <w:pStyle w:val="SourceCode"/>
+      </w:pPr>
+      <w:r>
+        <w:t xml:space="preserve">    if (content_type == NULL) {</w:t>
+      </w:r>
+    </w:p>
+    <w:p>
+      <w:pPr>
+        <w:pStyle w:val="SourceCode"/>
+      </w:pPr>
+      <w:r>
+        <w:t xml:space="preserve">        content_type = "(none)";</w:t>
+      </w:r>
+    </w:p>
+    <w:p>
+      <w:pPr>
+        <w:pStyle w:val="SourceCode"/>
+      </w:pPr>
+      <w:r>
+        <w:t xml:space="preserve">    }</w:t>
+      </w:r>
+    </w:p>
+    <w:p>
+      <w:pPr>
+        <w:pStyle w:val="SourceCode"/>
+      </w:pPr>
+      <w:r>
         <w:t xml:space="preserve">    printf("Sent: GET https://127.0.0.1:8765/api/v1/echo/contacts/2\n");</w:t>
       </w:r>
     </w:p>
@@ -4171,15 +4221,15 @@
         <w:pStyle w:val="SourceCode"/>
       </w:pPr>
       <w:r>
-        <w:t xml:space="preserve">    // header says so. curl_slist_append adds a header line to a list;</w:t>
-      </w:r>
-    </w:p>
-    <w:p>
-      <w:pPr>
-        <w:pStyle w:val="SourceCode"/>
-      </w:pPr>
-      <w:r>
-        <w:t xml:space="preserve">    // NULL starts a new list.</w:t>
+        <w:t xml:space="preserve">    // header says so. curl_slist_append adds a header line to a list (NULL</w:t>
+      </w:r>
+    </w:p>
+    <w:p>
+      <w:pPr>
+        <w:pStyle w:val="SourceCode"/>
+      </w:pPr>
+      <w:r>
+        <w:t xml:space="preserve">    // starts one), and body[0] = '\0' empties body for the second answer.</w:t>
       </w:r>
     </w:p>
     <w:p>
@@ -4331,6 +4381,38 @@
         <w:pStyle w:val="SourceCode"/>
       </w:pPr>
       <w:r>
+        <w:t xml:space="preserve">    // Remember, printf must never get NULL for %s.</w:t>
+      </w:r>
+    </w:p>
+    <w:p>
+      <w:pPr>
+        <w:pStyle w:val="SourceCode"/>
+      </w:pPr>
+      <w:r>
+        <w:t xml:space="preserve">    if (content_type == NULL) {</w:t>
+      </w:r>
+    </w:p>
+    <w:p>
+      <w:pPr>
+        <w:pStyle w:val="SourceCode"/>
+      </w:pPr>
+      <w:r>
+        <w:t xml:space="preserve">        content_type = "(none)";</w:t>
+      </w:r>
+    </w:p>
+    <w:p>
+      <w:pPr>
+        <w:pStyle w:val="SourceCode"/>
+      </w:pPr>
+      <w:r>
+        <w:t xml:space="preserve">    }</w:t>
+      </w:r>
+    </w:p>
+    <w:p>
+      <w:pPr>
+        <w:pStyle w:val="SourceCode"/>
+      </w:pPr>
+      <w:r>
         <w:t xml:space="preserve">    printf("Sent: POST https://127.0.0.1:8765/api/v1/echo/contacts\n");</w:t>
       </w:r>
     </w:p>
@@ -4959,6 +5041,9 @@
       <w:pPr>
         <w:pStyle w:val="SourceCode"/>
       </w:pPr>
+      <w:r>
+        <w:t>// Remember, C joins strings written side by side, as in API_PREFIX "/echo/".</w:t>
+      </w:r>
     </w:p>
     <w:p>
       <w:pPr>
@@ -5305,23 +5390,23 @@
         <w:pStyle w:val="SourceCode"/>
       </w:pPr>
       <w:r>
-        <w:t>// Every answer goes through here, so every answer is logged. _copy makes</w:t>
-      </w:r>
-    </w:p>
-    <w:p>
-      <w:pPr>
-        <w:pStyle w:val="SourceCode"/>
-      </w:pPr>
-      <w:r>
-        <w:t>// the library keep its own copy of the text, so json_text may be gone by</w:t>
-      </w:r>
-    </w:p>
-    <w:p>
-      <w:pPr>
-        <w:pStyle w:val="SourceCode"/>
-      </w:pPr>
-      <w:r>
-        <w:t>// the time the answer is sent.</w:t>
+        <w:t>// Every JSON answer goes through here, so each one is logged. _copy makes</w:t>
+      </w:r>
+    </w:p>
+    <w:p>
+      <w:pPr>
+        <w:pStyle w:val="SourceCode"/>
+      </w:pPr>
+      <w:r>
+        <w:t>// the library keep its own copy of the text, so json_text may be gone before</w:t>
+      </w:r>
+    </w:p>
+    <w:p>
+      <w:pPr>
+        <w:pStyle w:val="SourceCode"/>
+      </w:pPr>
+      <w:r>
+        <w:t>// it is sent; the queue holds the response, so destroy only lets go of ours.</w:t>
       </w:r>
     </w:p>
     <w:p>
@@ -5914,7 +5999,7 @@
         <w:pStyle w:val="SourceCode"/>
       </w:pPr>
       <w:r>
-        <w:t>// the body starts empty (Volume 1, Chapter 10 teaches malloc and free).</w:t>
+        <w:t>// the body starts empty (Volume 1, Chapter 9 teaches malloc and free).</w:t>
       </w:r>
     </w:p>
     <w:p>
@@ -6420,15 +6505,15 @@
         <w:pStyle w:val="SourceCode"/>
       </w:pPr>
       <w:r>
-        <w:t xml:space="preserve">    // A piece of the body, *upload_data_size bytes at upload_data: keep</w:t>
-      </w:r>
-    </w:p>
-    <w:p>
-      <w:pPr>
-        <w:pStyle w:val="SourceCode"/>
-      </w:pPr>
-      <w:r>
-        <w:t xml:space="preserve">    // what fits, then set the size to 0 to say the piece was used.</w:t>
+        <w:t xml:space="preserve">    // A piece of the body, *upload_data_size bytes at upload_data: keep what</w:t>
+      </w:r>
+    </w:p>
+    <w:p>
+      <w:pPr>
+        <w:pStyle w:val="SourceCode"/>
+      </w:pPr>
+      <w:r>
+        <w:t xml:space="preserve">    // fits (? : takes the smaller), then set the size to 0: the piece is used.</w:t>
       </w:r>
     </w:p>
     <w:p>
@@ -6561,7 +6646,7 @@
         <w:pStyle w:val="SourceCode"/>
       </w:pPr>
       <w:r>
-        <w:t>// Read a whole small text file into contents. Returns 1 on success.</w:t>
+        <w:t>// Read a small text file whole; 1 on success. Remember, feof: end reached.</w:t>
       </w:r>
     </w:p>
     <w:p>
@@ -6885,15 +6970,15 @@
         <w:pStyle w:val="SourceCode"/>
       </w:pPr>
       <w:r>
-        <w:t xml:space="preserve">    // Remember, MHD_USE_TLS turns on HTTPS, and each connection gets its own</w:t>
-      </w:r>
-    </w:p>
-    <w:p>
-      <w:pPr>
-        <w:pStyle w:val="SourceCode"/>
-      </w:pPr>
-      <w:r>
-        <w:t xml:space="preserve">    // thread inside the library.</w:t>
+        <w:t xml:space="preserve">    // Remember, MHD_USE_TLS turns on HTTPS, and each connection gets a thread.</w:t>
+      </w:r>
+    </w:p>
+    <w:p>
+      <w:pPr>
+        <w:pStyle w:val="SourceCode"/>
+      </w:pPr>
+      <w:r>
+        <w:t xml:space="preserve">    // The last two options hand the library start_request and finish_request.</w:t>
       </w:r>
     </w:p>
     <w:p>
@@ -7162,6 +7247,9 @@
       <w:pPr>
         <w:pStyle w:val="SourceCode"/>
       </w:pPr>
+      <w:r>
+        <w:t>// Remember, C joins strings written side by side: API_BASE "/echo/contacts".</w:t>
+      </w:r>
     </w:p>
     <w:p>
       <w:pPr>
@@ -7447,7 +7535,7 @@
         <w:pStyle w:val="SourceCode"/>
       </w:pPr>
       <w:r>
-        <w:t xml:space="preserve">        // No body: HTTPGET clears any body an earlier request set.</w:t>
+        <w:t xml:space="preserve">        // No body: HTTPGET clears an earlier body; 1L is 1 as a long.</w:t>
       </w:r>
     </w:p>
     <w:p>
@@ -7599,6 +7687,14 @@
         <w:pStyle w:val="SourceCode"/>
       </w:pPr>
       <w:r>
+        <w:t xml:space="preserve">    // Remember, printf must never get NULL for %s.</w:t>
+      </w:r>
+    </w:p>
+    <w:p>
+      <w:pPr>
+        <w:pStyle w:val="SourceCode"/>
+      </w:pPr>
+      <w:r>
         <w:t xml:space="preserve">    if (content_type == NULL) {</w:t>
       </w:r>
     </w:p>
@@ -8387,7 +8483,7 @@
         <w:pStyle w:val="ListBullet"/>
       </w:pPr>
       <w:r>
-        <w:t>CURLINFO_CONTENT_TYPE gives NULL when the answer has no Content-Type, so the Production-Minded client prints (none) instead of passing NULL to printf.</w:t>
+        <w:t>CURLINFO_CONTENT_TYPE gives NULL when the answer has no Content-Type, so both clients print (none) instead of passing NULL to printf.</w:t>
       </w:r>
     </w:p>
     <w:p>
@@ -10105,6 +10201,9 @@
       <w:pPr>
         <w:pStyle w:val="SourceCode"/>
       </w:pPr>
+      <w:r>
+        <w:t>// Remember, this define turns on cpp-httplib's HTTPS parts.</w:t>
+      </w:r>
     </w:p>
     <w:p>
       <w:pPr>
@@ -10270,7 +10369,7 @@
         <w:pStyle w:val="SourceCode"/>
       </w:pPr>
       <w:r>
-        <w:t>// Every answer goes through here, so every answer is logged. target is</w:t>
+        <w:t>// Every JSON answer goes through here, so each one is logged. target is</w:t>
       </w:r>
     </w:p>
     <w:p>
@@ -11233,6 +11332,9 @@
       <w:pPr>
         <w:pStyle w:val="SourceCode"/>
       </w:pPr>
+      <w:r>
+        <w:t>// Remember, this define turns on cpp-httplib's HTTPS parts.</w:t>
+      </w:r>
     </w:p>
     <w:p>
       <w:pPr>
@@ -14140,7 +14242,7 @@
         <w:pStyle w:val="SourceCode"/>
       </w:pPr>
       <w:r>
-        <w:t xml:space="preserve">    // Every answer goes through here, so every answer is logged.</w:t>
+        <w:t xml:space="preserve">    // Every JSON answer goes through here, so each one is logged.</w:t>
       </w:r>
     </w:p>
     <w:p>
@@ -18491,7 +18593,7 @@
         <w:pStyle w:val="SourceCode"/>
       </w:pPr>
       <w:r>
-        <w:t>// sendJSON writes every answer, so every answer is logged.</w:t>
+        <w:t>// sendJSON writes every JSON answer, so each one is logged.</w:t>
       </w:r>
     </w:p>
     <w:p>
@@ -20964,7 +21066,7 @@
         <w:pStyle w:val="SourceCode"/>
       </w:pPr>
       <w:r>
-        <w:t xml:space="preserve">            # The echo's answer: four lines of plain text naming what came in.</w:t>
+        <w:t xml:space="preserve">            # The echo's answer: four lines; strings side by side join into one.</w:t>
       </w:r>
     </w:p>
     <w:p>
@@ -22479,7 +22581,7 @@
         <w:pStyle w:val="SourceCode"/>
       </w:pPr>
       <w:r>
-        <w:t xml:space="preserve">        """Every answer goes through here, so every answer is logged."""</w:t>
+        <w:t xml:space="preserve">        """Every JSON answer goes through here, so each one is logged."""</w:t>
       </w:r>
     </w:p>
     <w:p>
@@ -26205,7 +26307,7 @@
         <w:pStyle w:val="SourceCode"/>
       </w:pPr>
       <w:r>
-        <w:t>// Every answer goes through here, so every answer is logged. A request's</w:t>
+        <w:t>// Every JSON answer goes through here, so each one is logged. A request's</w:t>
       </w:r>
     </w:p>
     <w:p>
@@ -30222,31 +30324,31 @@
       </w:rPr>
     </w:lvl>
   </w:abstractNum>
-  <w:num w:numId="1" w16cid:durableId="424152292">
+  <w:num w:numId="1" w16cid:durableId="1169052908">
     <w:abstractNumId w:val="8"/>
   </w:num>
-  <w:num w:numId="2" w16cid:durableId="1124932242">
+  <w:num w:numId="2" w16cid:durableId="1688289208">
     <w:abstractNumId w:val="6"/>
   </w:num>
-  <w:num w:numId="3" w16cid:durableId="1549759182">
+  <w:num w:numId="3" w16cid:durableId="580915172">
     <w:abstractNumId w:val="5"/>
   </w:num>
-  <w:num w:numId="4" w16cid:durableId="2013292190">
+  <w:num w:numId="4" w16cid:durableId="711273115">
     <w:abstractNumId w:val="4"/>
   </w:num>
-  <w:num w:numId="5" w16cid:durableId="96870121">
+  <w:num w:numId="5" w16cid:durableId="954605125">
     <w:abstractNumId w:val="7"/>
   </w:num>
-  <w:num w:numId="6" w16cid:durableId="32926374">
+  <w:num w:numId="6" w16cid:durableId="2134983701">
     <w:abstractNumId w:val="3"/>
   </w:num>
-  <w:num w:numId="7" w16cid:durableId="1912814759">
+  <w:num w:numId="7" w16cid:durableId="1926111649">
     <w:abstractNumId w:val="2"/>
   </w:num>
-  <w:num w:numId="8" w16cid:durableId="1995713888">
+  <w:num w:numId="8" w16cid:durableId="2060745018">
     <w:abstractNumId w:val="1"/>
   </w:num>
-  <w:num w:numId="9" w16cid:durableId="1592931008">
+  <w:num w:numId="9" w16cid:durableId="844978683">
     <w:abstractNumId w:val="0"/>
   </w:num>
 </w:numbering>

--- a/Volume 1/Chapter 06 - RESTful APIs/SPA_Vol1_Ch6_Lesson6_2_REST_Fundamentals.docx
+++ b/Volume 1/Chapter 06 - RESTful APIs/SPA_Vol1_Ch6_Lesson6_2_REST_Fundamentals.docx
@@ -1741,7 +1741,7 @@
         <w:keepNext/>
       </w:pPr>
       <w:r>
-        <w:t>$openssl = "C:\Program Files\Git\mingw64\bin\openssl.exe"</w:t>
+        <w:t>$openssl = "C:\Program Files\Git\ucrt64\bin\openssl.exe"</w:t>
       </w:r>
     </w:p>
     <w:p>
@@ -30324,31 +30324,31 @@
       </w:rPr>
     </w:lvl>
   </w:abstractNum>
-  <w:num w:numId="1" w16cid:durableId="1169052908">
+  <w:num w:numId="1" w16cid:durableId="1475413002">
     <w:abstractNumId w:val="8"/>
   </w:num>
-  <w:num w:numId="2" w16cid:durableId="1688289208">
+  <w:num w:numId="2" w16cid:durableId="1245336278">
     <w:abstractNumId w:val="6"/>
   </w:num>
-  <w:num w:numId="3" w16cid:durableId="580915172">
+  <w:num w:numId="3" w16cid:durableId="1240797772">
     <w:abstractNumId w:val="5"/>
   </w:num>
-  <w:num w:numId="4" w16cid:durableId="711273115">
+  <w:num w:numId="4" w16cid:durableId="934478343">
     <w:abstractNumId w:val="4"/>
   </w:num>
-  <w:num w:numId="5" w16cid:durableId="954605125">
+  <w:num w:numId="5" w16cid:durableId="765661435">
     <w:abstractNumId w:val="7"/>
   </w:num>
-  <w:num w:numId="6" w16cid:durableId="2134983701">
+  <w:num w:numId="6" w16cid:durableId="1512259407">
     <w:abstractNumId w:val="3"/>
   </w:num>
-  <w:num w:numId="7" w16cid:durableId="1926111649">
+  <w:num w:numId="7" w16cid:durableId="759253467">
     <w:abstractNumId w:val="2"/>
   </w:num>
-  <w:num w:numId="8" w16cid:durableId="2060745018">
+  <w:num w:numId="8" w16cid:durableId="317614092">
     <w:abstractNumId w:val="1"/>
   </w:num>
-  <w:num w:numId="9" w16cid:durableId="844978683">
+  <w:num w:numId="9" w16cid:durableId="1132601093">
     <w:abstractNumId w:val="0"/>
   </w:num>
 </w:numbering>
